--- a/templates/contract_template_direct.docx
+++ b/templates/contract_template_direct.docx
@@ -2670,7 +2670,7 @@
               <w:rPr>
                 <w:rFonts w:ascii="Times New Roman" w:hAnsi="Times New Roman" w:cs="Times New Roman"/>
               </w:rPr>
-              <w:t>Оплата за автомобиль по договору купли-продажи ТС № {{НОМЕР}} от «{{ДЕНЬ}}» {{МЕСЯЦ}} {{ГОД}} г.</w:t>
+              <w:t>Оплата за автомобиль по договору купли-продажи ТС № {{НОМЕР_ДКП}} от «{{ДЕНЬ_ДКП}}» {{МЕСЯЦ_ДКП}} {{ГОД_ДКП}} г.</w:t>
             </w:r>
           </w:p>
         </w:tc>
@@ -2781,7 +2781,6 @@
               <w:spacing w:before="20" w:after="20"/>
               <w:rPr>
                 <w:rFonts w:ascii="Times New Roman" w:hAnsi="Times New Roman" w:cs="Times New Roman"/>
-                <w:lang w:val="ru-RU"/>
               </w:rPr>
             </w:pPr>
             <w:r>
@@ -2790,24 +2789,7 @@
                 <w:b/>
                 <w:bCs/>
               </w:rPr>
-              <w:t>Курс RUB</w:t>
-            </w:r>
-            <w:r>
-              <w:rPr>
-                <w:rFonts w:ascii="Times New Roman" w:hAnsi="Times New Roman" w:cs="Times New Roman"/>
-                <w:b/>
-                <w:bCs/>
-                <w:lang w:val="ru-RU"/>
-              </w:rPr>
-              <w:t>/</w:t>
-            </w:r>
-            <w:r>
-              <w:rPr>
-                <w:rFonts w:ascii="Times New Roman" w:hAnsi="Times New Roman" w:cs="Times New Roman"/>
-                <w:b/>
-                <w:bCs/>
-              </w:rPr>
-              <w:t>USD</w:t>
+              <w:t>Основание выбора валюты расчёта</w:t>
             </w:r>
           </w:p>
         </w:tc>
@@ -2826,7 +2808,195 @@
               <w:rPr>
                 <w:rFonts w:ascii="Times New Roman" w:hAnsi="Times New Roman" w:cs="Times New Roman"/>
               </w:rPr>
+              <w:t>Валюта расчёта определена по требованию Получателя и согласована Принципалом. Агент осуществляет расчёт в указанной валюте во исполнение настоящего Поручения.</w:t>
+            </w:r>
+          </w:p>
+        </w:tc>
+      </w:tr>
+      <w:tr>
+        <w:trPr>
+          <w:jc w:val="center"/>
+        </w:trPr>
+        <w:tc>
+          <w:tcPr>
+            <w:tcW w:w="3969" w:type="dxa"/>
+            <w:shd w:val="clear" w:color="auto" w:fill="E8E8E8"/>
+          </w:tcPr>
+          <w:p>
+            <w:pPr>
+              <w:spacing w:before="20" w:after="20"/>
+              <w:rPr>
+                <w:rFonts w:ascii="Times New Roman" w:hAnsi="Times New Roman" w:cs="Times New Roman"/>
+                <w:lang w:val="ru-RU"/>
+              </w:rPr>
+            </w:pPr>
+            <w:r>
+              <w:rPr>
+                <w:rFonts w:ascii="Times New Roman" w:hAnsi="Times New Roman" w:cs="Times New Roman"/>
+                <w:b/>
+                <w:bCs/>
+              </w:rPr>
+              <w:t>Курс RUB</w:t>
+            </w:r>
+            <w:r>
+              <w:rPr>
+                <w:rFonts w:ascii="Times New Roman" w:hAnsi="Times New Roman" w:cs="Times New Roman"/>
+                <w:b/>
+                <w:bCs/>
+                <w:lang w:val="ru-RU"/>
+              </w:rPr>
+              <w:t>/</w:t>
+            </w:r>
+            <w:r>
+              <w:rPr>
+                <w:rFonts w:ascii="Times New Roman" w:hAnsi="Times New Roman" w:cs="Times New Roman"/>
+                <w:b/>
+                <w:bCs/>
+              </w:rPr>
+              <w:t>USD</w:t>
+            </w:r>
+          </w:p>
+        </w:tc>
+        <w:tc>
+          <w:tcPr>
+            <w:tcW w:w="5669" w:type="dxa"/>
+          </w:tcPr>
+          <w:p>
+            <w:pPr>
+              <w:spacing w:before="20" w:after="20"/>
+              <w:rPr>
+                <w:rFonts w:ascii="Times New Roman" w:hAnsi="Times New Roman" w:cs="Times New Roman"/>
+              </w:rPr>
+            </w:pPr>
+            <w:r>
+              <w:rPr>
+                <w:rFonts w:ascii="Times New Roman" w:hAnsi="Times New Roman" w:cs="Times New Roman"/>
+              </w:rPr>
               <w:t>{{КУРС_ДОЛЛАРА}} руб./USD</w:t>
+            </w:r>
+          </w:p>
+        </w:tc>
+      </w:tr>
+      <w:tr>
+        <w:trPr>
+          <w:jc w:val="center"/>
+        </w:trPr>
+        <w:tc>
+          <w:tcPr>
+            <w:tcW w:w="3969" w:type="dxa"/>
+            <w:shd w:val="clear" w:color="auto" w:fill="E8E8E8"/>
+          </w:tcPr>
+          <w:p>
+            <w:pPr>
+              <w:spacing w:before="20" w:after="20"/>
+              <w:rPr>
+                <w:rFonts w:ascii="Times New Roman" w:hAnsi="Times New Roman" w:cs="Times New Roman"/>
+                <w:lang w:val="ru-RU"/>
+              </w:rPr>
+            </w:pPr>
+            <w:r>
+              <w:rPr>
+                <w:rFonts w:ascii="Times New Roman" w:hAnsi="Times New Roman" w:cs="Times New Roman"/>
+                <w:b/>
+                <w:bCs/>
+              </w:rPr>
+              <w:t>Сумма, перечисляемая Принципалом Агенту</w:t>
+            </w:r>
+            <w:r>
+              <w:rPr>
+                <w:rFonts w:ascii="Times New Roman" w:hAnsi="Times New Roman" w:cs="Times New Roman"/>
+                <w:b/>
+                <w:bCs/>
+                <w:lang w:val="ru-RU"/>
+              </w:rPr>
+            </w:r>
+            <w:r>
+              <w:rPr>
+                <w:rFonts w:ascii="Times New Roman" w:hAnsi="Times New Roman" w:cs="Times New Roman"/>
+                <w:b/>
+                <w:bCs/>
+              </w:rPr>
+            </w:r>
+          </w:p>
+        </w:tc>
+        <w:tc>
+          <w:tcPr>
+            <w:tcW w:w="5669" w:type="dxa"/>
+          </w:tcPr>
+          <w:p>
+            <w:pPr>
+              <w:spacing w:before="20" w:after="20"/>
+              <w:rPr>
+                <w:rFonts w:ascii="Times New Roman" w:hAnsi="Times New Roman" w:cs="Times New Roman"/>
+              </w:rPr>
+            </w:pPr>
+            <w:r>
+              <w:rPr>
+                <w:rFonts w:ascii="Times New Roman" w:hAnsi="Times New Roman" w:cs="Times New Roman"/>
+              </w:rPr>
+              <w:t>{{ЦЕНА_ЦИФРАМИ}} руб. — основная сумма Поручения; {{КОМИССИЯ_ЦИФРАМИ}} руб. — агентское вознаграждение ({{КОМИССИЯ}}%)</w:t>
+            </w:r>
+          </w:p>
+        </w:tc>
+      </w:tr>
+      <w:tr>
+        <w:trPr>
+          <w:jc w:val="center"/>
+        </w:trPr>
+        <w:tc>
+          <w:tcPr>
+            <w:tcW w:w="3969" w:type="dxa"/>
+            <w:shd w:val="clear" w:color="auto" w:fill="E8E8E8"/>
+          </w:tcPr>
+          <w:p>
+            <w:pPr>
+              <w:spacing w:before="20" w:after="20"/>
+              <w:rPr>
+                <w:rFonts w:ascii="Times New Roman" w:hAnsi="Times New Roman" w:cs="Times New Roman"/>
+                <w:lang w:val="ru-RU"/>
+              </w:rPr>
+            </w:pPr>
+            <w:r>
+              <w:rPr>
+                <w:rFonts w:ascii="Times New Roman" w:hAnsi="Times New Roman" w:cs="Times New Roman"/>
+                <w:b/>
+                <w:bCs/>
+              </w:rPr>
+              <w:t>Курсовая оговорка</w:t>
+            </w:r>
+            <w:r>
+              <w:rPr>
+                <w:rFonts w:ascii="Times New Roman" w:hAnsi="Times New Roman" w:cs="Times New Roman"/>
+                <w:b/>
+                <w:bCs/>
+                <w:lang w:val="ru-RU"/>
+              </w:rPr>
+            </w:r>
+            <w:r>
+              <w:rPr>
+                <w:rFonts w:ascii="Times New Roman" w:hAnsi="Times New Roman" w:cs="Times New Roman"/>
+                <w:b/>
+                <w:bCs/>
+              </w:rPr>
+            </w:r>
+          </w:p>
+        </w:tc>
+        <w:tc>
+          <w:tcPr>
+            <w:tcW w:w="5669" w:type="dxa"/>
+          </w:tcPr>
+          <w:p>
+            <w:pPr>
+              <w:spacing w:before="20" w:after="20"/>
+              <w:rPr>
+                <w:rFonts w:ascii="Times New Roman" w:hAnsi="Times New Roman" w:cs="Times New Roman"/>
+              </w:rPr>
+            </w:pPr>
+            <w:r>
+              <w:rPr>
+                <w:rFonts w:ascii="Times New Roman" w:hAnsi="Times New Roman" w:cs="Times New Roman"/>
+              </w:rPr>
+              <w:t>Принципал уведомлён, что рублёвая сумма определяется по курсу, указанному в настоящем Поручении на дату его исполнения, и может отличаться от суммы, указанной в договоре купли-продажи транспортного средства. Курсовая разница относится на Принципала (п. 3.3 Договора).</w:t>
             </w:r>
           </w:p>
         </w:tc>

--- a/templates/contract_template_direct.docx
+++ b/templates/contract_template_direct.docx
@@ -421,7 +421,23 @@
           <w:rFonts w:ascii="Times New Roman" w:hAnsi="Times New Roman" w:cs="Times New Roman"/>
           <w:color w:val="000000"/>
         </w:rPr>
-        <w:t>3.1. Агентское вознаграждение. Размер агентского вознаграждения составляет {{КОМИССИЯ}}% от суммы Поручения и уплачивается Принципалом одновременно с перечислением денежных средств на расчётный счёт Агента для исполнения Поручения. Вознаграждение включает в себя все расходы Агента, связанные с исполнением Договора, за исключением случаев, прямо предусмотренных п. 3.4.</w:t>
+        <w:t>3.1. Агентское вознаграждение. Размер агентского вознаграждения составляет {{КОМИССИЯ</w:t>
+      </w:r>
+      <w:proofErr w:type="gramStart"/>
+      <w:r>
+        <w:rPr>
+          <w:rFonts w:ascii="Times New Roman" w:hAnsi="Times New Roman" w:cs="Times New Roman"/>
+          <w:color w:val="000000"/>
+        </w:rPr>
+        <w:t>}}%</w:t>
+      </w:r>
+      <w:proofErr w:type="gramEnd"/>
+      <w:r>
+        <w:rPr>
+          <w:rFonts w:ascii="Times New Roman" w:hAnsi="Times New Roman" w:cs="Times New Roman"/>
+          <w:color w:val="000000"/>
+        </w:rPr>
+        <w:t xml:space="preserve"> от суммы Поручения и уплачивается Принципалом одновременно с перечислением денежных средств на расчётный счёт Агента для исполнения Поручения. Вознаграждение включает в себя все расходы Агента, связанные с исполнением Договора, за исключением случаев, прямо предусмотренных п. 3.4.</w:t>
       </w:r>
     </w:p>
     <w:p>
@@ -455,7 +471,7 @@
           <w:rFonts w:ascii="Times New Roman" w:hAnsi="Times New Roman" w:cs="Times New Roman"/>
           <w:color w:val="000000"/>
         </w:rPr>
-        <w:t>3.3. Курсовая разница. Принципал перечисляет средства Агенту в валюте, согласованной в Поручении. Агент производит расчёт с Получателем наличными в валюте, принятой в месте совершения сделки. Конвертация осуществляется по курсу, согласованному Сторонами на дату исполнения Поручения. Возникающая курсовая разница (как положительная, так и отрицательная) относится на счёт Принципала. Валютой перечисления от Принципала Агенту могут быть: Российские рубли, Китайские юани, доллары США, дирхамы ОАЭ.</w:t>
+        <w:t>3.3. Валюта и курс расчёта. Принципал перечисляет средства Агенту в валюте, согласованной в Поручении. Агент производит расчёт с Получателем в валюте, указанной в Поручении. Конвертация осуществляется по фактическому курсу, применённому обслуживающим банком на дату расчёта; курс подтверждается документами банка. Стороны признают, что сумма в валюте расчёта определяется исходя из фактического курса конвертации и может отличаться от ориентировочной; дополнительных расчётов между Сторонами в связи с изменением курса не производится. Валютой перечисления от Принципала Агенту могут быть: Российские рубли, Китайские юани, доллары США, дирхамы ОАЭ.</w:t>
       </w:r>
     </w:p>
     <w:p>
@@ -472,7 +488,7 @@
           <w:rFonts w:ascii="Times New Roman" w:hAnsi="Times New Roman" w:cs="Times New Roman"/>
           <w:color w:val="000000"/>
         </w:rPr>
-        <w:t>3.4. Дополнительные расходы. Принципал несёт все расходы, связанные с исполнением Поручения, включая: комиссии банка при перечислении средств Принципалом Агенту; расходы на конвертацию валюты при наличном расчёте с Получателем. Данные суммы могут быть удержаны Агентом из полученных средств или подлежат дополнительной оплате Принципалом по требованию Агента.</w:t>
+        <w:t>3.4. Дополнительные расходы. Принципал несёт комиссии банка при перечислении средств Принципалом Агенту. Расходы Агента на конвертацию валюты и снятие наличных денежных средств включены в агентское вознаграждение и дополнительной оплате Принципалом не подлежат.</w:t>
       </w:r>
     </w:p>
     <w:p>
@@ -513,6 +529,7 @@
     <w:p>
       <w:pPr>
         <w:spacing w:before="40" w:after="40"/>
+        <w:ind w:firstLine="709"/>
         <w:jc w:val="both"/>
         <w:rPr>
           <w:rFonts w:ascii="Times New Roman" w:hAnsi="Times New Roman" w:cs="Times New Roman"/>
@@ -642,6 +659,7 @@
     <w:p>
       <w:pPr>
         <w:spacing w:before="40" w:after="40"/>
+        <w:ind w:firstLine="709"/>
         <w:jc w:val="both"/>
         <w:rPr>
           <w:rFonts w:ascii="Times New Roman" w:hAnsi="Times New Roman" w:cs="Times New Roman"/>
@@ -744,6 +762,7 @@
     <w:p>
       <w:pPr>
         <w:spacing w:before="40" w:after="40"/>
+        <w:ind w:firstLine="709"/>
         <w:jc w:val="both"/>
         <w:rPr>
           <w:rFonts w:ascii="Times New Roman" w:hAnsi="Times New Roman" w:cs="Times New Roman"/>
@@ -874,6 +893,7 @@
     <w:p>
       <w:pPr>
         <w:spacing w:before="40" w:after="40"/>
+        <w:ind w:firstLine="709"/>
         <w:jc w:val="both"/>
         <w:rPr>
           <w:rFonts w:ascii="Times New Roman" w:hAnsi="Times New Roman" w:cs="Times New Roman"/>
@@ -1010,6 +1030,7 @@
           <w:rFonts w:ascii="Times New Roman" w:hAnsi="Times New Roman" w:cs="Times New Roman"/>
           <w:color w:val="000000"/>
         </w:rPr>
+        <w:lastRenderedPageBreak/>
         <w:t>5.3. Освобождение Агента от ответственности. Агент не несёт ответственности за:</w:t>
       </w:r>
     </w:p>
@@ -1038,7 +1059,6 @@
           <w:rFonts w:ascii="Times New Roman" w:hAnsi="Times New Roman" w:cs="Times New Roman"/>
           <w:color w:val="000000"/>
         </w:rPr>
-        <w:lastRenderedPageBreak/>
         <w:t>действия или бездействие банков при осуществлении Принципалом перевода на счёт Агента, включая сроки зачисления средств и размер банковских комиссий;</w:t>
       </w:r>
     </w:p>
@@ -1433,6 +1453,7 @@
           <w:rFonts w:ascii="Times New Roman" w:hAnsi="Times New Roman" w:cs="Times New Roman"/>
           <w:color w:val="000000"/>
         </w:rPr>
+        <w:lastRenderedPageBreak/>
         <w:t>9.1. Все споры и разногласия, возникающие между Сторонами по настоящему Договору или в связи с ним, разрешаются путём переговоров.</w:t>
       </w:r>
     </w:p>
@@ -1450,7 +1471,6 @@
           <w:rFonts w:ascii="Times New Roman" w:hAnsi="Times New Roman" w:cs="Times New Roman"/>
           <w:color w:val="000000"/>
         </w:rPr>
-        <w:lastRenderedPageBreak/>
         <w:t>9.2. При недостижении согласия в течение 30 (тридцати) календарных дней с момента начала переговоров, спор подлежит разрешению в Межрайонном суде г. Бишкека.</w:t>
       </w:r>
     </w:p>
@@ -1836,14 +1856,7 @@
                 <w:rFonts w:ascii="Times New Roman" w:hAnsi="Times New Roman" w:cs="Times New Roman"/>
                 <w:lang w:val="ru-RU"/>
               </w:rPr>
-              <w:t>к/счет:</w:t>
-            </w:r>
-            <w:r>
-              <w:rPr>
-                <w:rFonts w:ascii="Times New Roman" w:hAnsi="Times New Roman" w:cs="Times New Roman"/>
-                <w:lang w:val="ru-RU"/>
-              </w:rPr>
-              <w:t xml:space="preserve"> </w:t>
+              <w:t xml:space="preserve">к/счет: </w:t>
             </w:r>
             <w:r>
               <w:rPr>
@@ -2092,7 +2105,7 @@
                 <w:noProof/>
               </w:rPr>
               <w:drawing>
-                <wp:anchor distT="0" distB="0" distL="114300" distR="114300" simplePos="0" relativeHeight="251659264" behindDoc="0" locked="0" layoutInCell="1" hidden="0" allowOverlap="1" wp14:anchorId="4F345C57" wp14:editId="73478FBA">
+                <wp:anchor distT="0" distB="0" distL="114300" distR="114300" simplePos="0" relativeHeight="251659264" behindDoc="0" locked="0" layoutInCell="1" hidden="0" allowOverlap="1" wp14:anchorId="5D090083" wp14:editId="3D659009">
                   <wp:simplePos x="0" y="0"/>
                   <wp:positionH relativeFrom="column">
                     <wp:posOffset>800735</wp:posOffset>
@@ -2141,7 +2154,7 @@
                 <w:noProof/>
               </w:rPr>
               <w:drawing>
-                <wp:anchor distT="0" distB="0" distL="114300" distR="114300" simplePos="0" relativeHeight="251658240" behindDoc="0" locked="0" layoutInCell="1" hidden="0" allowOverlap="1" wp14:anchorId="4B84056E" wp14:editId="5E830DC3">
+                <wp:anchor distT="0" distB="0" distL="114300" distR="114300" simplePos="0" relativeHeight="251658240" behindDoc="0" locked="0" layoutInCell="1" hidden="0" allowOverlap="1" wp14:anchorId="7C537911" wp14:editId="29586C2D">
                   <wp:simplePos x="0" y="0"/>
                   <wp:positionH relativeFrom="column">
                     <wp:posOffset>560070</wp:posOffset>
@@ -2697,7 +2710,7 @@
                 <w:b/>
                 <w:bCs/>
               </w:rPr>
-              <w:t xml:space="preserve">Сумма наличного расчёта (цифрами и прописью): </w:t>
+              <w:t>Валюта расчёта</w:t>
             </w:r>
           </w:p>
         </w:tc>
@@ -2716,7 +2729,7 @@
               <w:rPr>
                 <w:rFonts w:ascii="Times New Roman" w:hAnsi="Times New Roman" w:cs="Times New Roman"/>
               </w:rPr>
-              <w:t>{{СУММА_НАЛИЧНЫМИ}} ({{СУММА_ПРОПИСЬЮ}})</w:t>
+              <w:t>{{ВАЛЮТА_НАЛИЧНЫМИ}}</w:t>
             </w:r>
           </w:p>
         </w:tc>
@@ -2743,7 +2756,7 @@
                 <w:b/>
                 <w:bCs/>
               </w:rPr>
-              <w:t>Валюта расчёта</w:t>
+              <w:t>Основание выбора валюты расчёта</w:t>
             </w:r>
           </w:p>
         </w:tc>
@@ -2762,7 +2775,7 @@
               <w:rPr>
                 <w:rFonts w:ascii="Times New Roman" w:hAnsi="Times New Roman" w:cs="Times New Roman"/>
               </w:rPr>
-              <w:t>{{ВАЛЮТА_НАЛИЧНЫМИ}}</w:t>
+              <w:t>Валюта расчёта определена по требованию Получателя и согласована Принципалом. Агент осуществляет расчёт в указанной валюте во исполнение настоящего Поручения.</w:t>
             </w:r>
           </w:p>
         </w:tc>
@@ -2789,7 +2802,7 @@
                 <w:b/>
                 <w:bCs/>
               </w:rPr>
-              <w:t>Основание выбора валюты расчёта</w:t>
+              <w:t>Место передачи наличных</w:t>
             </w:r>
           </w:p>
         </w:tc>
@@ -2808,7 +2821,7 @@
               <w:rPr>
                 <w:rFonts w:ascii="Times New Roman" w:hAnsi="Times New Roman" w:cs="Times New Roman"/>
               </w:rPr>
-              <w:t>Валюта расчёта определена по требованию Получателя и согласована Принципалом. Агент осуществляет расчёт в указанной валюте во исполнение настоящего Поручения.</w:t>
+              <w:t>г. Бишкек</w:t>
             </w:r>
           </w:p>
         </w:tc>
@@ -2827,7 +2840,6 @@
               <w:spacing w:before="20" w:after="20"/>
               <w:rPr>
                 <w:rFonts w:ascii="Times New Roman" w:hAnsi="Times New Roman" w:cs="Times New Roman"/>
-                <w:lang w:val="ru-RU"/>
               </w:rPr>
             </w:pPr>
             <w:r>
@@ -2836,24 +2848,7 @@
                 <w:b/>
                 <w:bCs/>
               </w:rPr>
-              <w:t>Курс RUB</w:t>
-            </w:r>
-            <w:r>
-              <w:rPr>
-                <w:rFonts w:ascii="Times New Roman" w:hAnsi="Times New Roman" w:cs="Times New Roman"/>
-                <w:b/>
-                <w:bCs/>
-                <w:lang w:val="ru-RU"/>
-              </w:rPr>
-              <w:t>/</w:t>
-            </w:r>
-            <w:r>
-              <w:rPr>
-                <w:rFonts w:ascii="Times New Roman" w:hAnsi="Times New Roman" w:cs="Times New Roman"/>
-                <w:b/>
-                <w:bCs/>
-              </w:rPr>
-              <w:t>USD</w:t>
+              <w:t>Дополнительные сведения</w:t>
             </w:r>
           </w:p>
         </w:tc>
@@ -2868,12 +2863,6 @@
                 <w:rFonts w:ascii="Times New Roman" w:hAnsi="Times New Roman" w:cs="Times New Roman"/>
               </w:rPr>
             </w:pPr>
-            <w:r>
-              <w:rPr>
-                <w:rFonts w:ascii="Times New Roman" w:hAnsi="Times New Roman" w:cs="Times New Roman"/>
-              </w:rPr>
-              <w:t>{{КУРС_ДОЛЛАРА}} руб./USD</w:t>
-            </w:r>
           </w:p>
         </w:tc>
       </w:tr>
@@ -2891,7 +2880,6 @@
               <w:spacing w:before="20" w:after="20"/>
               <w:rPr>
                 <w:rFonts w:ascii="Times New Roman" w:hAnsi="Times New Roman" w:cs="Times New Roman"/>
-                <w:lang w:val="ru-RU"/>
               </w:rPr>
             </w:pPr>
             <w:r>
@@ -2900,22 +2888,7 @@
                 <w:b/>
                 <w:bCs/>
               </w:rPr>
-              <w:t>Сумма, перечисляемая Принципалом Агенту</w:t>
-            </w:r>
-            <w:r>
-              <w:rPr>
-                <w:rFonts w:ascii="Times New Roman" w:hAnsi="Times New Roman" w:cs="Times New Roman"/>
-                <w:b/>
-                <w:bCs/>
-                <w:lang w:val="ru-RU"/>
-              </w:rPr>
-            </w:r>
-            <w:r>
-              <w:rPr>
-                <w:rFonts w:ascii="Times New Roman" w:hAnsi="Times New Roman" w:cs="Times New Roman"/>
-                <w:b/>
-                <w:bCs/>
-              </w:rPr>
+              <w:t>Автомобиль (Марка, модель)</w:t>
             </w:r>
           </w:p>
         </w:tc>
@@ -2934,7 +2907,7 @@
               <w:rPr>
                 <w:rFonts w:ascii="Times New Roman" w:hAnsi="Times New Roman" w:cs="Times New Roman"/>
               </w:rPr>
-              <w:t>{{ЦЕНА_ЦИФРАМИ}} руб. — основная сумма Поручения; {{КОМИССИЯ_ЦИФРАМИ}} руб. — агентское вознаграждение ({{КОМИССИЯ}}%)</w:t>
+              <w:t>{{МАРКА_МОДЕЛЬ}}</w:t>
             </w:r>
           </w:p>
         </w:tc>
@@ -2953,7 +2926,6 @@
               <w:spacing w:before="20" w:after="20"/>
               <w:rPr>
                 <w:rFonts w:ascii="Times New Roman" w:hAnsi="Times New Roman" w:cs="Times New Roman"/>
-                <w:lang w:val="ru-RU"/>
               </w:rPr>
             </w:pPr>
             <w:r>
@@ -2962,22 +2934,7 @@
                 <w:b/>
                 <w:bCs/>
               </w:rPr>
-              <w:t>Курсовая оговорка</w:t>
-            </w:r>
-            <w:r>
-              <w:rPr>
-                <w:rFonts w:ascii="Times New Roman" w:hAnsi="Times New Roman" w:cs="Times New Roman"/>
-                <w:b/>
-                <w:bCs/>
-                <w:lang w:val="ru-RU"/>
-              </w:rPr>
-            </w:r>
-            <w:r>
-              <w:rPr>
-                <w:rFonts w:ascii="Times New Roman" w:hAnsi="Times New Roman" w:cs="Times New Roman"/>
-                <w:b/>
-                <w:bCs/>
-              </w:rPr>
+              <w:t>VIN</w:t>
             </w:r>
           </w:p>
         </w:tc>
@@ -2996,7 +2953,7 @@
               <w:rPr>
                 <w:rFonts w:ascii="Times New Roman" w:hAnsi="Times New Roman" w:cs="Times New Roman"/>
               </w:rPr>
-              <w:t>Принципал уведомлён, что рублёвая сумма определяется по курсу, указанному в настоящем Поручении на дату его исполнения, и может отличаться от суммы, указанной в договоре купли-продажи транспортного средства. Курсовая разница относится на Принципала (п. 3.3 Договора).</w:t>
+              <w:t>{{VIN}}</w:t>
             </w:r>
           </w:p>
         </w:tc>
@@ -3023,7 +2980,7 @@
                 <w:b/>
                 <w:bCs/>
               </w:rPr>
-              <w:t>Место передачи наличных</w:t>
+              <w:t>Год выпуска</w:t>
             </w:r>
           </w:p>
         </w:tc>
@@ -3042,7 +2999,95 @@
               <w:rPr>
                 <w:rFonts w:ascii="Times New Roman" w:hAnsi="Times New Roman" w:cs="Times New Roman"/>
               </w:rPr>
-              <w:t>г. Бишкек</w:t>
+              <w:t>{{ГОД_ВЫП}}</w:t>
+            </w:r>
+          </w:p>
+        </w:tc>
+      </w:tr>
+    </w:tbl>
+    <w:p>
+      <w:pPr>
+        <w:rPr>
+          <w:rFonts w:ascii="Times New Roman" w:hAnsi="Times New Roman" w:cs="Times New Roman"/>
+        </w:rPr>
+      </w:pPr>
+    </w:p>
+    <w:p>
+      <w:pPr>
+        <w:spacing w:before="200" w:after="80"/>
+      </w:pPr>
+      <w:r>
+        <w:rPr>
+          <w:rFonts w:ascii="Times New Roman" w:hAnsi="Times New Roman"/>
+          <w:b/>
+        </w:rPr>
+        <w:t>РАСЧЁТ ПЛАТЕЖА на «{{ДЕНЬ}}» {{МЕСЯЦ}} {{ГОД}} г.</w:t>
+      </w:r>
+    </w:p>
+    <w:tbl>
+      <w:tblPr>
+        <w:tblStyle w:val="a7"/>
+        <w:tblW w:w="9638" w:type="dxa"/>
+        <w:jc w:val="center"/>
+        <w:tblInd w:w="0" w:type="dxa"/>
+        <w:tblBorders>
+          <w:top w:val="single" w:sz="4" w:space="0" w:color="000000"/>
+          <w:left w:val="single" w:sz="4" w:space="0" w:color="000000"/>
+          <w:bottom w:val="single" w:sz="4" w:space="0" w:color="000000"/>
+          <w:right w:val="single" w:sz="4" w:space="0" w:color="000000"/>
+          <w:insideH w:val="single" w:sz="4" w:space="0" w:color="000000"/>
+          <w:insideV w:val="single" w:sz="4" w:space="0" w:color="000000"/>
+        </w:tblBorders>
+        <w:tblLayout w:type="fixed"/>
+        <w:tblLook w:val="0400" w:firstRow="0" w:lastRow="0" w:firstColumn="0" w:lastColumn="0" w:noHBand="0" w:noVBand="1"/>
+      </w:tblPr>
+      <w:tblGrid>
+        <w:gridCol w:w="3969"/>
+        <w:gridCol w:w="5669"/>
+      </w:tblGrid>
+      <w:tr>
+        <w:trPr>
+          <w:jc w:val="center"/>
+        </w:trPr>
+        <w:tc>
+          <w:tcPr>
+            <w:tcW w:w="3969" w:type="dxa"/>
+            <w:shd w:val="clear" w:color="auto" w:fill="E8E8E8"/>
+          </w:tcPr>
+          <w:p>
+            <w:pPr>
+              <w:spacing w:after="40"/>
+            </w:pPr>
+            <w:r>
+              <w:rPr>
+                <w:rFonts w:ascii="Times New Roman" w:hAnsi="Times New Roman"/>
+                <w:b/>
+              </w:rPr>
+              <w:t xml:space="preserve">Основная </w:t>
+            </w:r>
+            <w:r>
+              <w:rPr>
+                <w:rFonts w:ascii="Times New Roman" w:hAnsi="Times New Roman"/>
+                <w:b/>
+              </w:rPr>
+              <w:t>сумма Поручения (денежные средства Принципала)</w:t>
+            </w:r>
+          </w:p>
+        </w:tc>
+        <w:tc>
+          <w:tcPr>
+            <w:tcW w:w="5669" w:type="dxa"/>
+          </w:tcPr>
+          <w:p>
+            <w:pPr>
+              <w:spacing w:after="40"/>
+            </w:pPr>
+            <w:r>
+              <w:rPr>
+                <w:rFonts w:ascii="Times New Roman" w:hAnsi="Times New Roman"/>
+                <w:b/>
+              </w:rPr>
+              <w:t>{{ЦЕНА_ЦИФРАМИ}} руб.</w:t>
             </w:r>
           </w:p>
         </w:tc>
@@ -3058,18 +3103,30 @@
           </w:tcPr>
           <w:p>
             <w:pPr>
-              <w:spacing w:before="20" w:after="20"/>
-              <w:rPr>
-                <w:rFonts w:ascii="Times New Roman" w:hAnsi="Times New Roman" w:cs="Times New Roman"/>
-              </w:rPr>
-            </w:pPr>
-            <w:r>
-              <w:rPr>
-                <w:rFonts w:ascii="Times New Roman" w:hAnsi="Times New Roman" w:cs="Times New Roman"/>
+              <w:spacing w:after="40"/>
+            </w:pPr>
+            <w:r>
+              <w:rPr>
+                <w:rFonts w:ascii="Times New Roman" w:hAnsi="Times New Roman"/>
                 <w:b/>
-                <w:bCs/>
-              </w:rPr>
-              <w:t>Дополнительные сведения</w:t>
+              </w:rPr>
+              <w:t>Агентское вознаграждение ({{КОМИССИЯ</w:t>
+            </w:r>
+            <w:proofErr w:type="gramStart"/>
+            <w:r>
+              <w:rPr>
+                <w:rFonts w:ascii="Times New Roman" w:hAnsi="Times New Roman"/>
+                <w:b/>
+              </w:rPr>
+              <w:t>}}%</w:t>
+            </w:r>
+            <w:proofErr w:type="gramEnd"/>
+            <w:r>
+              <w:rPr>
+                <w:rFonts w:ascii="Times New Roman" w:hAnsi="Times New Roman"/>
+                <w:b/>
+              </w:rPr>
+              <w:t>)</w:t>
             </w:r>
           </w:p>
         </w:tc>
@@ -3079,11 +3136,14 @@
           </w:tcPr>
           <w:p>
             <w:pPr>
-              <w:spacing w:before="20" w:after="20"/>
-              <w:rPr>
-                <w:rFonts w:ascii="Times New Roman" w:hAnsi="Times New Roman" w:cs="Times New Roman"/>
-              </w:rPr>
-            </w:pPr>
+              <w:spacing w:after="40"/>
+            </w:pPr>
+            <w:r>
+              <w:rPr>
+                <w:rFonts w:ascii="Times New Roman" w:hAnsi="Times New Roman"/>
+              </w:rPr>
+              <w:t>{{КОМИССИЯ_ЦИФРАМИ}} руб.</w:t>
+            </w:r>
           </w:p>
         </w:tc>
       </w:tr>
@@ -3098,18 +3158,14 @@
           </w:tcPr>
           <w:p>
             <w:pPr>
-              <w:spacing w:before="20" w:after="20"/>
-              <w:rPr>
-                <w:rFonts w:ascii="Times New Roman" w:hAnsi="Times New Roman" w:cs="Times New Roman"/>
-              </w:rPr>
-            </w:pPr>
-            <w:r>
-              <w:rPr>
-                <w:rFonts w:ascii="Times New Roman" w:hAnsi="Times New Roman" w:cs="Times New Roman"/>
+              <w:spacing w:after="40"/>
+            </w:pPr>
+            <w:r>
+              <w:rPr>
+                <w:rFonts w:ascii="Times New Roman" w:hAnsi="Times New Roman"/>
                 <w:b/>
-                <w:bCs/>
-              </w:rPr>
-              <w:t>Автомобиль (Марка, модель)</w:t>
+              </w:rPr>
+              <w:t>Итого перечисляется Принципалом Агенту</w:t>
             </w:r>
           </w:p>
         </w:tc>
@@ -3119,16 +3175,13 @@
           </w:tcPr>
           <w:p>
             <w:pPr>
-              <w:spacing w:before="20" w:after="20"/>
-              <w:rPr>
-                <w:rFonts w:ascii="Times New Roman" w:hAnsi="Times New Roman" w:cs="Times New Roman"/>
-              </w:rPr>
-            </w:pPr>
-            <w:r>
-              <w:rPr>
-                <w:rFonts w:ascii="Times New Roman" w:hAnsi="Times New Roman" w:cs="Times New Roman"/>
-              </w:rPr>
-              <w:t>{{МАРКА_МОДЕЛЬ}}</w:t>
+              <w:spacing w:after="40"/>
+            </w:pPr>
+            <w:r>
+              <w:rPr>
+                <w:rFonts w:ascii="Times New Roman" w:hAnsi="Times New Roman"/>
+              </w:rPr>
+              <w:t>{{СУММА_ИТОГО_ЦИФРАМИ}} руб.</w:t>
             </w:r>
           </w:p>
         </w:tc>
@@ -3144,18 +3197,14 @@
           </w:tcPr>
           <w:p>
             <w:pPr>
-              <w:spacing w:before="20" w:after="20"/>
-              <w:rPr>
-                <w:rFonts w:ascii="Times New Roman" w:hAnsi="Times New Roman" w:cs="Times New Roman"/>
-              </w:rPr>
-            </w:pPr>
-            <w:r>
-              <w:rPr>
-                <w:rFonts w:ascii="Times New Roman" w:hAnsi="Times New Roman" w:cs="Times New Roman"/>
+              <w:spacing w:after="40"/>
+            </w:pPr>
+            <w:r>
+              <w:rPr>
+                <w:rFonts w:ascii="Times New Roman" w:hAnsi="Times New Roman"/>
                 <w:b/>
-                <w:bCs/>
-              </w:rPr>
-              <w:t>VIN</w:t>
+              </w:rPr>
+              <w:t>Курс конвертации на дату расчёта</w:t>
             </w:r>
           </w:p>
         </w:tc>
@@ -3165,16 +3214,10 @@
           </w:tcPr>
           <w:p>
             <w:pPr>
-              <w:spacing w:before="20" w:after="20"/>
-              <w:rPr>
-                <w:rFonts w:ascii="Times New Roman" w:hAnsi="Times New Roman" w:cs="Times New Roman"/>
-              </w:rPr>
-            </w:pPr>
-            <w:r>
-              <w:rPr>
-                <w:rFonts w:ascii="Times New Roman" w:hAnsi="Times New Roman" w:cs="Times New Roman"/>
-              </w:rPr>
-              <w:t>{{VIN}}</w:t>
+              <w:spacing w:after="40"/>
+            </w:pPr>
+            <w:r>
+              <w:t>{{КУРС_ПОРУЧЕНИЯ}} руб./USD</w:t>
             </w:r>
           </w:p>
         </w:tc>
@@ -3190,18 +3233,14 @@
           </w:tcPr>
           <w:p>
             <w:pPr>
-              <w:spacing w:before="20" w:after="20"/>
-              <w:rPr>
-                <w:rFonts w:ascii="Times New Roman" w:hAnsi="Times New Roman" w:cs="Times New Roman"/>
-              </w:rPr>
-            </w:pPr>
-            <w:r>
-              <w:rPr>
-                <w:rFonts w:ascii="Times New Roman" w:hAnsi="Times New Roman" w:cs="Times New Roman"/>
+              <w:spacing w:after="40"/>
+            </w:pPr>
+            <w:r>
+              <w:rPr>
+                <w:rFonts w:ascii="Times New Roman" w:hAnsi="Times New Roman"/>
                 <w:b/>
-                <w:bCs/>
-              </w:rPr>
-              <w:t>Год выпуска</w:t>
+              </w:rPr>
+              <w:t>Сумма к передаче Получателю</w:t>
             </w:r>
           </w:p>
         </w:tc>
@@ -3211,16 +3250,10 @@
           </w:tcPr>
           <w:p>
             <w:pPr>
-              <w:spacing w:before="20" w:after="20"/>
-              <w:rPr>
-                <w:rFonts w:ascii="Times New Roman" w:hAnsi="Times New Roman" w:cs="Times New Roman"/>
-              </w:rPr>
-            </w:pPr>
-            <w:r>
-              <w:rPr>
-                <w:rFonts w:ascii="Times New Roman" w:hAnsi="Times New Roman" w:cs="Times New Roman"/>
-              </w:rPr>
-              <w:t>{{ГОД_ВЫП}}</w:t>
+              <w:spacing w:after="40"/>
+            </w:pPr>
+            <w:r>
+              <w:t>{{СУММА_ПОРУЧЕНИЯ}} ({{СУММА_ПОРУЧЕНИЯ_ПРОПИСЬЮ}}) {{ВАЛЮТА_НАЛИЧНЫМИ}}</w:t>
             </w:r>
           </w:p>
         </w:tc>
@@ -3228,10 +3261,29 @@
     </w:tbl>
     <w:p>
       <w:pPr>
-        <w:rPr>
-          <w:rFonts w:ascii="Times New Roman" w:hAnsi="Times New Roman" w:cs="Times New Roman"/>
-        </w:rPr>
-      </w:pPr>
+        <w:spacing w:before="80"/>
+      </w:pPr>
+      <w:r>
+        <w:rPr>
+          <w:rFonts w:ascii="Times New Roman" w:hAnsi="Times New Roman"/>
+          <w:sz w:val="18"/>
+        </w:rPr>
+        <w:t>Расчёт произведён по курсу на дату составления настоящего Поручения. Фактическая сумма к передаче Получателю определяется по к</w:t>
+      </w:r>
+      <w:r>
+        <w:rPr>
+          <w:rFonts w:ascii="Times New Roman" w:hAnsi="Times New Roman"/>
+          <w:sz w:val="18"/>
+        </w:rPr>
+        <w:t>урсу конвертации на дату расчёта и указывается в расписке Получателя. Курс согласован Продавцом и Покупателем; Агент курс не устанавливает. Рублёвая сумма зафиксирована договором купли-продажи и изменению не подлежит; дополнительных расчётов между Сторонам</w:t>
+      </w:r>
+      <w:r>
+        <w:rPr>
+          <w:rFonts w:ascii="Times New Roman" w:hAnsi="Times New Roman"/>
+          <w:sz w:val="18"/>
+        </w:rPr>
+        <w:t>и в связи с изменением курса не производится.</w:t>
+      </w:r>
     </w:p>
     <w:p>
       <w:pPr>
@@ -3310,7 +3362,25 @@
         <w:sz w:val="16"/>
         <w:szCs w:val="16"/>
       </w:rPr>
-      <w:t xml:space="preserve">ОсОО «Авто Континент»  |  стр. </w:t>
+      <w:t xml:space="preserve">ОсОО «Авто </w:t>
+    </w:r>
+    <w:proofErr w:type="gramStart"/>
+    <w:r>
+      <w:rPr>
+        <w:color w:val="888888"/>
+        <w:sz w:val="16"/>
+        <w:szCs w:val="16"/>
+      </w:rPr>
+      <w:t>Континент»  |</w:t>
+    </w:r>
+    <w:proofErr w:type="gramEnd"/>
+    <w:r>
+      <w:rPr>
+        <w:color w:val="888888"/>
+        <w:sz w:val="16"/>
+        <w:szCs w:val="16"/>
+      </w:rPr>
+      <w:t xml:space="preserve">  стр. </w:t>
     </w:r>
     <w:r>
       <w:rPr>
@@ -3436,17 +3506,17 @@
   <w:abstractNum w:abstractNumId="0" w15:restartNumberingAfterBreak="0">
     <w:nsid w:val="37A326DF"/>
     <w:multiLevelType w:val="multilevel"/>
-    <w:tmpl w:val="07FA722A"/>
+    <w:tmpl w:val="B4C6AE10"/>
     <w:lvl w:ilvl="0">
       <w:start w:val="1"/>
       <w:numFmt w:val="bullet"/>
-      <w:lvlText w:val="●"/>
+      <w:lvlText w:val=""/>
       <w:lvlJc w:val="left"/>
       <w:pPr>
         <w:ind w:left="360" w:hanging="360"/>
       </w:pPr>
       <w:rPr>
-        <w:rFonts w:ascii="Noto Sans Symbols" w:eastAsia="Noto Sans Symbols" w:hAnsi="Noto Sans Symbols" w:cs="Noto Sans Symbols"/>
+        <w:rFonts w:ascii="Symbol" w:hAnsi="Symbol" w:hint="default"/>
       </w:rPr>
     </w:lvl>
     <w:lvl w:ilvl="1">

--- a/templates/contract_template_direct.docx
+++ b/templates/contract_template_direct.docx
@@ -3063,14 +3063,7 @@
                 <w:rFonts w:ascii="Times New Roman" w:hAnsi="Times New Roman"/>
                 <w:b/>
               </w:rPr>
-              <w:t xml:space="preserve">Основная </w:t>
-            </w:r>
-            <w:r>
-              <w:rPr>
-                <w:rFonts w:ascii="Times New Roman" w:hAnsi="Times New Roman"/>
-                <w:b/>
-              </w:rPr>
-              <w:t>сумма Поручения (денежные средства Принципала)</w:t>
+              <w:t>Основная сумма Поручения (денежные средства Принципала)</w:t>
             </w:r>
           </w:p>
         </w:tc>
@@ -3217,6 +3210,9 @@
               <w:spacing w:after="40"/>
             </w:pPr>
             <w:r>
+              <w:rPr>
+                <w:rFonts w:ascii="Times New Roman" w:hAnsi="Times New Roman"/>
+              </w:rPr>
               <w:t>{{КУРС_ПОРУЧЕНИЯ}} руб./USD</w:t>
             </w:r>
           </w:p>
@@ -3251,8 +3247,14 @@
           <w:p>
             <w:pPr>
               <w:spacing w:after="40"/>
-            </w:pPr>
-            <w:r>
+              <w:rPr>
+                <w:rFonts w:ascii="Times New Roman" w:hAnsi="Times New Roman"/>
+              </w:rPr>
+            </w:pPr>
+            <w:r>
+              <w:rPr>
+                <w:rFonts w:ascii="Times New Roman" w:hAnsi="Times New Roman"/>
+              </w:rPr>
               <w:t>{{СУММА_ПОРУЧЕНИЯ}} ({{СУММА_ПОРУЧЕНИЯ_ПРОПИСЬЮ}}) {{ВАЛЮТА_НАЛИЧНЫМИ}}</w:t>
             </w:r>
           </w:p>
@@ -3268,21 +3270,7 @@
           <w:rFonts w:ascii="Times New Roman" w:hAnsi="Times New Roman"/>
           <w:sz w:val="18"/>
         </w:rPr>
-        <w:t>Расчёт произведён по курсу на дату составления настоящего Поручения. Фактическая сумма к передаче Получателю определяется по к</w:t>
-      </w:r>
-      <w:r>
-        <w:rPr>
-          <w:rFonts w:ascii="Times New Roman" w:hAnsi="Times New Roman"/>
-          <w:sz w:val="18"/>
-        </w:rPr>
-        <w:t>урсу конвертации на дату расчёта и указывается в расписке Получателя. Курс согласован Продавцом и Покупателем; Агент курс не устанавливает. Рублёвая сумма зафиксирована договором купли-продажи и изменению не подлежит; дополнительных расчётов между Сторонам</w:t>
-      </w:r>
-      <w:r>
-        <w:rPr>
-          <w:rFonts w:ascii="Times New Roman" w:hAnsi="Times New Roman"/>
-          <w:sz w:val="18"/>
-        </w:rPr>
-        <w:t>и в связи с изменением курса не производится.</w:t>
+        <w:t>Расчёт произведён по курсу на дату составления настоящего Поручения. Фактическая сумма к передаче Получателю определяется по курсу конвертации на дату расчёта и указывается в расписке Получателя. Курс согласован Продавцом и Покупателем; Агент курс не устанавливает. Рублёвая сумма зафиксирована договором купли-продажи и изменению не подлежит; дополнительных расчётов между Сторонами в связи с изменением курса не производится.</w:t>
       </w:r>
     </w:p>
     <w:p>

--- a/templates/contract_template_direct.docx
+++ b/templates/contract_template_direct.docx
@@ -361,15 +361,13 @@
           <w:rFonts w:ascii="Times New Roman" w:hAnsi="Times New Roman" w:cs="Times New Roman"/>
           <w:color w:val="000000"/>
         </w:rPr>
-        <w:t xml:space="preserve">2.5. По факту исполнения Поручения Агент предоставляет Принципалу Отчёт Агента с приложением: копии платёжного поручения, подтверждающего получение средств от Принципала; документов, </w:t>
-      </w:r>
-      <w:r>
-        <w:rPr>
-          <w:rFonts w:ascii="Times New Roman" w:hAnsi="Times New Roman" w:cs="Times New Roman"/>
-          <w:color w:val="000000"/>
-        </w:rPr>
-        <w:lastRenderedPageBreak/>
-        <w:t>подтверждающих передачу наличных денежных средств Получателю (расписка продавца и/или Акт приёма-передачи ТС с отметкой о получении оплаты). Отчёт считается принятым Принципалом, если в течение 5 (пяти) рабочих дней с момента его направления Принципал не предоставит мотивированных возражений.</w:t>
+        <w:t>2.5. По факту исполнения Поручения Агент предоставляет Принципалу Отчёт Агента с приложением документов, подтверждающих передачу денежных средств Получателю (расписка Получателя и/или иной документ, подтверждающий получение средств). Отчёт считается принятым Принципалом, если в течение 5 (пяти) рабочих дней с момента его направления Принципал не предоставит мотивированных возражений.</w:t>
+      </w:r>
+      <w:r>
+        <w:rPr>
+          <w:rFonts w:ascii="Times New Roman" w:hAnsi="Times New Roman" w:cs="Times New Roman"/>
+          <w:color w:val="000000"/>
+        </w:rPr>
       </w:r>
     </w:p>
     <w:p>
@@ -3063,7 +3061,14 @@
                 <w:rFonts w:ascii="Times New Roman" w:hAnsi="Times New Roman"/>
                 <w:b/>
               </w:rPr>
-              <w:t>Основная сумма Поручения (денежные средства Принципала)</w:t>
+              <w:t xml:space="preserve">Основная </w:t>
+            </w:r>
+            <w:r>
+              <w:rPr>
+                <w:rFonts w:ascii="Times New Roman" w:hAnsi="Times New Roman"/>
+                <w:b/>
+              </w:rPr>
+              <w:t>сумма Поручения (денежные средства Принципала)</w:t>
             </w:r>
           </w:p>
         </w:tc>
@@ -3210,9 +3215,6 @@
               <w:spacing w:after="40"/>
             </w:pPr>
             <w:r>
-              <w:rPr>
-                <w:rFonts w:ascii="Times New Roman" w:hAnsi="Times New Roman"/>
-              </w:rPr>
               <w:t>{{КУРС_ПОРУЧЕНИЯ}} руб./USD</w:t>
             </w:r>
           </w:p>
@@ -3247,14 +3249,8 @@
           <w:p>
             <w:pPr>
               <w:spacing w:after="40"/>
-              <w:rPr>
-                <w:rFonts w:ascii="Times New Roman" w:hAnsi="Times New Roman"/>
-              </w:rPr>
-            </w:pPr>
-            <w:r>
-              <w:rPr>
-                <w:rFonts w:ascii="Times New Roman" w:hAnsi="Times New Roman"/>
-              </w:rPr>
+            </w:pPr>
+            <w:r>
               <w:t>{{СУММА_ПОРУЧЕНИЯ}} ({{СУММА_ПОРУЧЕНИЯ_ПРОПИСЬЮ}}) {{ВАЛЮТА_НАЛИЧНЫМИ}}</w:t>
             </w:r>
           </w:p>
@@ -3270,7 +3266,21 @@
           <w:rFonts w:ascii="Times New Roman" w:hAnsi="Times New Roman"/>
           <w:sz w:val="18"/>
         </w:rPr>
-        <w:t>Расчёт произведён по курсу на дату составления настоящего Поручения. Фактическая сумма к передаче Получателю определяется по курсу конвертации на дату расчёта и указывается в расписке Получателя. Курс согласован Продавцом и Покупателем; Агент курс не устанавливает. Рублёвая сумма зафиксирована договором купли-продажи и изменению не подлежит; дополнительных расчётов между Сторонами в связи с изменением курса не производится.</w:t>
+        <w:t>Расчёт произведён по курсу на дату составления настоящего Поручения. Фактическая сумма к передаче Получателю определяется по к</w:t>
+      </w:r>
+      <w:r>
+        <w:rPr>
+          <w:rFonts w:ascii="Times New Roman" w:hAnsi="Times New Roman"/>
+          <w:sz w:val="18"/>
+        </w:rPr>
+        <w:t>урсу конвертации на дату расчёта и указывается в расписке Получателя. Курс согласован Продавцом и Покупателем; Агент курс не устанавливает. Рублёвая сумма зафиксирована договором купли-продажи и изменению не подлежит; дополнительных расчётов между Сторонам</w:t>
+      </w:r>
+      <w:r>
+        <w:rPr>
+          <w:rFonts w:ascii="Times New Roman" w:hAnsi="Times New Roman"/>
+          <w:sz w:val="18"/>
+        </w:rPr>
+        <w:t>и в связи с изменением курса не производится.</w:t>
       </w:r>
     </w:p>
     <w:p>

--- a/templates/contract_template_direct.docx
+++ b/templates/contract_template_direct.docx
@@ -361,13 +361,15 @@
           <w:rFonts w:ascii="Times New Roman" w:hAnsi="Times New Roman" w:cs="Times New Roman"/>
           <w:color w:val="000000"/>
         </w:rPr>
-        <w:t>2.5. По факту исполнения Поручения Агент предоставляет Принципалу Отчёт Агента с приложением документов, подтверждающих передачу денежных средств Получателю (расписка Получателя и/или иной документ, подтверждающий получение средств). Отчёт считается принятым Принципалом, если в течение 5 (пяти) рабочих дней с момента его направления Принципал не предоставит мотивированных возражений.</w:t>
-      </w:r>
-      <w:r>
-        <w:rPr>
-          <w:rFonts w:ascii="Times New Roman" w:hAnsi="Times New Roman" w:cs="Times New Roman"/>
-          <w:color w:val="000000"/>
-        </w:rPr>
+        <w:t xml:space="preserve">2.5. По факту исполнения Поручения Агент предоставляет Принципалу Отчёт Агента с приложением документов, подтверждающих передачу денежных средств Получателю (расписка Получателя и/или иной </w:t>
+      </w:r>
+      <w:r>
+        <w:rPr>
+          <w:rFonts w:ascii="Times New Roman" w:hAnsi="Times New Roman" w:cs="Times New Roman"/>
+          <w:color w:val="000000"/>
+        </w:rPr>
+        <w:lastRenderedPageBreak/>
+        <w:t>документ, подтверждающий получение средств). Отчёт считается принятым Принципалом, если в течение 5 (пяти) рабочих дней с момента его направления Принципал не предоставит мотивированных возражений.</w:t>
       </w:r>
     </w:p>
     <w:p>
@@ -1028,7 +1030,6 @@
           <w:rFonts w:ascii="Times New Roman" w:hAnsi="Times New Roman" w:cs="Times New Roman"/>
           <w:color w:val="000000"/>
         </w:rPr>
-        <w:lastRenderedPageBreak/>
         <w:t>5.3. Освобождение Агента от ответственности. Агент не несёт ответственности за:</w:t>
       </w:r>
     </w:p>
@@ -1057,6 +1058,7 @@
           <w:rFonts w:ascii="Times New Roman" w:hAnsi="Times New Roman" w:cs="Times New Roman"/>
           <w:color w:val="000000"/>
         </w:rPr>
+        <w:lastRenderedPageBreak/>
         <w:t>действия или бездействие банков при осуществлении Принципалом перевода на счёт Агента, включая сроки зачисления средств и размер банковских комиссий;</w:t>
       </w:r>
     </w:p>
@@ -3061,14 +3063,7 @@
                 <w:rFonts w:ascii="Times New Roman" w:hAnsi="Times New Roman"/>
                 <w:b/>
               </w:rPr>
-              <w:t xml:space="preserve">Основная </w:t>
-            </w:r>
-            <w:r>
-              <w:rPr>
-                <w:rFonts w:ascii="Times New Roman" w:hAnsi="Times New Roman"/>
-                <w:b/>
-              </w:rPr>
-              <w:t>сумма Поручения (денежные средства Принципала)</w:t>
+              <w:t>Основная сумма Поручения (денежные средства Принципала)</w:t>
             </w:r>
           </w:p>
         </w:tc>
@@ -3213,8 +3208,14 @@
           <w:p>
             <w:pPr>
               <w:spacing w:after="40"/>
-            </w:pPr>
-            <w:r>
+              <w:rPr>
+                <w:rFonts w:ascii="Times New Roman" w:hAnsi="Times New Roman" w:cs="Times New Roman"/>
+              </w:rPr>
+            </w:pPr>
+            <w:r>
+              <w:rPr>
+                <w:rFonts w:ascii="Times New Roman" w:hAnsi="Times New Roman" w:cs="Times New Roman"/>
+              </w:rPr>
               <w:t>{{КУРС_ПОРУЧЕНИЯ}} руб./USD</w:t>
             </w:r>
           </w:p>
@@ -3249,8 +3250,14 @@
           <w:p>
             <w:pPr>
               <w:spacing w:after="40"/>
-            </w:pPr>
-            <w:r>
+              <w:rPr>
+                <w:rFonts w:ascii="Times New Roman" w:hAnsi="Times New Roman" w:cs="Times New Roman"/>
+              </w:rPr>
+            </w:pPr>
+            <w:r>
+              <w:rPr>
+                <w:rFonts w:ascii="Times New Roman" w:hAnsi="Times New Roman" w:cs="Times New Roman"/>
+              </w:rPr>
               <w:t>{{СУММА_ПОРУЧЕНИЯ}} ({{СУММА_ПОРУЧЕНИЯ_ПРОПИСЬЮ}}) {{ВАЛЮТА_НАЛИЧНЫМИ}}</w:t>
             </w:r>
           </w:p>
@@ -3266,21 +3273,7 @@
           <w:rFonts w:ascii="Times New Roman" w:hAnsi="Times New Roman"/>
           <w:sz w:val="18"/>
         </w:rPr>
-        <w:t>Расчёт произведён по курсу на дату составления настоящего Поручения. Фактическая сумма к передаче Получателю определяется по к</w:t>
-      </w:r>
-      <w:r>
-        <w:rPr>
-          <w:rFonts w:ascii="Times New Roman" w:hAnsi="Times New Roman"/>
-          <w:sz w:val="18"/>
-        </w:rPr>
-        <w:t>урсу конвертации на дату расчёта и указывается в расписке Получателя. Курс согласован Продавцом и Покупателем; Агент курс не устанавливает. Рублёвая сумма зафиксирована договором купли-продажи и изменению не подлежит; дополнительных расчётов между Сторонам</w:t>
-      </w:r>
-      <w:r>
-        <w:rPr>
-          <w:rFonts w:ascii="Times New Roman" w:hAnsi="Times New Roman"/>
-          <w:sz w:val="18"/>
-        </w:rPr>
-        <w:t>и в связи с изменением курса не производится.</w:t>
+        <w:t>Расчёт произведён по курсу на дату составления настоящего Поручения. Фактическая сумма к передаче Получателю определяется по курсу конвертации на дату расчёта и указывается в расписке Получателя. Курс согласован Продавцом и Покупателем; Агент курс не устанавливает. Рублёвая сумма зафиксирована договором купли-продажи и изменению не подлежит; дополнительных расчётов между Сторонами в связи с изменением курса не производится.</w:t>
       </w:r>
     </w:p>
     <w:p>

--- a/templates/contract_template_direct.docx
+++ b/templates/contract_template_direct.docx
@@ -2270,7 +2270,19 @@
               <w:rPr>
                 <w:rFonts w:ascii="Times New Roman" w:hAnsi="Times New Roman" w:cs="Times New Roman"/>
               </w:rPr>
-              <w:t>Подпись: _____________________________/{{ПОКУПАТЕЛЬ_ИНИЦИАЛЫ}}</w:t>
+              <w:t xml:space="preserve">Подпись: </w:t>
+            </w:r>
+            <w:r>
+              <w:rPr>
+                <w:rFonts w:ascii="Times New Roman" w:hAnsi="Times New Roman" w:cs="Times New Roman"/>
+              </w:rPr>
+              <w:br/>
+            </w:r>
+            <w:r>
+              <w:rPr>
+                <w:rFonts w:ascii="Times New Roman" w:hAnsi="Times New Roman" w:cs="Times New Roman"/>
+              </w:rPr>
+              <w:t>_____________________________/{{ПОКУПАТЕЛЬ_ИНИЦИАЛЫ}}</w:t>
             </w:r>
           </w:p>
           <w:p>

--- a/templates/contract_template_direct.docx
+++ b/templates/contract_template_direct.docx
@@ -3304,7 +3304,7 @@
     </w:p>
     <w:sectPr>
       <w:footerReference w:type="default" r:id="rId10"/>
-      <w:pgSz w:w="12240" w:h="15840"/>
+      <w:pgSz w:w="11906" w:h="16838"/>
       <w:pgMar w:top="1133" w:right="850" w:bottom="566" w:left="1700" w:header="720" w:footer="720" w:gutter="0"/>
       <w:pgNumType w:start="1"/>
       <w:cols w:space="720"/>
